--- a/บทที่ 3 [Jame] จารโด.docx
+++ b/บทที่ 3 [Jame] จารโด.docx
@@ -7402,7 +7402,7 @@
           <w:szCs w:val="32"/>
           <w:cs/>
         </w:rPr>
-        <w:t>ง</w:t>
+        <w:t>ค</w:t>
       </w:r>
       <w:r>
         <w:rPr>
@@ -8282,6 +8282,8 @@
         </w:rPr>
         <w:tab/>
       </w:r>
+      <w:bookmarkStart w:id="0" w:name="_GoBack"/>
+      <w:bookmarkEnd w:id="0"/>
       <w:r>
         <w:rPr>
           <w:rFonts w:ascii="TH SarabunPSK" w:hAnsi="TH SarabunPSK" w:cs="TH SarabunPSK" w:hint="cs"/>
@@ -11558,8 +11560,8 @@
         </w:rPr>
         <w:t>3.1.3.3</w:t>
       </w:r>
-      <w:bookmarkStart w:id="0" w:name="OLE_LINK9"/>
-      <w:bookmarkStart w:id="1" w:name="OLE_LINK10"/>
+      <w:bookmarkStart w:id="1" w:name="OLE_LINK9"/>
+      <w:bookmarkStart w:id="2" w:name="OLE_LINK10"/>
       <w:r>
         <w:rPr>
           <w:rFonts w:ascii="TH SarabunPSK" w:hAnsi="TH SarabunPSK" w:cs="TH SarabunPSK"/>
@@ -11620,8 +11622,8 @@
         </w:rPr>
         <w:t>1)</w:t>
       </w:r>
-      <w:bookmarkEnd w:id="0"/>
       <w:bookmarkEnd w:id="1"/>
+      <w:bookmarkEnd w:id="2"/>
       <w:r>
         <w:rPr>
           <w:rFonts w:ascii="TH SarabunPSK" w:hAnsi="TH SarabunPSK" w:cs="TH SarabunPSK"/>
@@ -15242,7 +15244,7 @@
         </w:rPr>
         <w:t xml:space="preserve">  </w:t>
       </w:r>
-      <w:bookmarkStart w:id="2" w:name="_Hlk212573970"/>
+      <w:bookmarkStart w:id="3" w:name="_Hlk212573970"/>
       <w:r>
         <w:rPr>
           <w:rFonts w:ascii="TH SarabunPSK" w:hAnsi="TH SarabunPSK" w:cs="TH SarabunPSK"/>
@@ -15368,7 +15370,7 @@
         </w:rPr>
         <w:t xml:space="preserve"> </w:t>
       </w:r>
-      <w:bookmarkEnd w:id="2"/>
+      <w:bookmarkEnd w:id="3"/>
       <w:r>
         <w:rPr>
           <w:rFonts w:ascii="TH SarabunPSK" w:hAnsi="TH SarabunPSK" w:cs="TH SarabunPSK"/>
@@ -16081,7 +16083,7 @@
         </w:rPr>
         <w:t xml:space="preserve"> </w:t>
       </w:r>
-      <w:bookmarkStart w:id="3" w:name="_Hlk212573998"/>
+      <w:bookmarkStart w:id="4" w:name="_Hlk212573998"/>
       <w:r>
         <w:rPr>
           <w:rFonts w:ascii="TH SarabunPSK" w:hAnsi="TH SarabunPSK" w:cs="TH SarabunPSK"/>
@@ -16169,7 +16171,7 @@
         </w:rPr>
         <w:t>ทวิ</w:t>
       </w:r>
-      <w:bookmarkEnd w:id="3"/>
+      <w:bookmarkEnd w:id="4"/>
     </w:p>
     <w:p>
       <w:pPr>
@@ -16612,7 +16614,7 @@
         </w:rPr>
         <w:t xml:space="preserve"> </w:t>
       </w:r>
-      <w:bookmarkStart w:id="4" w:name="_Hlk212574331"/>
+      <w:bookmarkStart w:id="5" w:name="_Hlk212574331"/>
       <w:r>
         <w:rPr>
           <w:rFonts w:ascii="TH SarabunPSK" w:hAnsi="TH SarabunPSK" w:cs="TH SarabunPSK"/>
@@ -16657,7 +16659,7 @@
         <w:t>AI RAG</w:t>
       </w:r>
     </w:p>
-    <w:bookmarkEnd w:id="4"/>
+    <w:bookmarkEnd w:id="5"/>
     <w:p>
       <w:pPr>
         <w:rPr>
@@ -20813,8 +20815,8 @@
         </w:rPr>
         <w:t>โดยมีรายละเอียดดังนี้</w:t>
       </w:r>
-      <w:bookmarkStart w:id="5" w:name="OLE_LINK11"/>
-      <w:bookmarkStart w:id="6" w:name="OLE_LINK12"/>
+      <w:bookmarkStart w:id="6" w:name="OLE_LINK11"/>
+      <w:bookmarkStart w:id="7" w:name="OLE_LINK12"/>
     </w:p>
     <w:p>
       <w:pPr>
@@ -20943,8 +20945,8 @@
         </w:rPr>
         <w:t>-</w:t>
       </w:r>
-      <w:bookmarkEnd w:id="5"/>
       <w:bookmarkEnd w:id="6"/>
+      <w:bookmarkEnd w:id="7"/>
       <w:r>
         <w:rPr>
           <w:rFonts w:ascii="TH SarabunPSK" w:hAnsi="TH SarabunPSK" w:cs="TH SarabunPSK"/>
@@ -27541,8 +27543,6 @@
         </w:rPr>
         <w:t>5</w:t>
       </w:r>
-      <w:bookmarkStart w:id="7" w:name="_GoBack"/>
-      <w:bookmarkEnd w:id="7"/>
       <w:r>
         <w:rPr>
           <w:rFonts w:ascii="TH SarabunPSK" w:hAnsi="TH SarabunPSK" w:cs="TH SarabunPSK"/>
@@ -35642,7 +35642,7 @@
 </file>
 
 <file path=customXml/itemProps1.xml><?xml version="1.0" encoding="utf-8"?>
-<ds:datastoreItem xmlns:ds="http://schemas.openxmlformats.org/officeDocument/2006/customXml" ds:itemID="{4D32214B-E0AF-4650-8FFE-133FCF89C79D}">
+<ds:datastoreItem xmlns:ds="http://schemas.openxmlformats.org/officeDocument/2006/customXml" ds:itemID="{147F98BF-B9A7-400A-883E-0561C4091CA3}">
   <ds:schemaRefs>
     <ds:schemaRef ds:uri="http://schemas.openxmlformats.org/officeDocument/2006/bibliography"/>
   </ds:schemaRefs>
